--- a/output/交付物/中国人形机器人产业链研究_大纲与数据来源memo.docx
+++ b/output/交付物/中国人形机器人产业链研究_大纲与数据来源memo.docx
@@ -163,7 +163,7 @@
         <w:rPr>
           <w:rFonts w:hint="eastAsia"/>
         </w:rPr>
-        <w:t>方法上拟遵循四条原则。一是来源分优先级，交易所与监管机构的公开披露、上市公司定期报告优先于第三方统计，第三方统计优先于媒体报道和企业自主宣传。二是口径逐项标注，行业尚无统一统计标准，对每项关键数据都注明来源与口径，不同来源的同一指标并列呈现，不作合并或平均。三是分歧显性化，存在争议的判断不强行统一，轧差和倒算得到的数据在图表附注中说明计算过程。四是结论指向决策，每一环节的分析都要落到"对标的意味着什么"。</w:t>
+        <w:t>方法上拟遵循四条原则。一是来源分优先级，交易所与监管机构的公开披露、上市公司定期报告优先于第三方统计，第三方统计优先于媒体报道和企业自主宣传。二是口径逐项标注，行业尚无统一统计标准，对每项关键数据都注明来源与口径，不同来源的同一指标并列呈现，不作合并或平均。三是分歧显性化，存在争议的判断不强行统一，轧差和倒算得到的数据在图表附注中说明计算过程。四是结论指向决策，每一环节的分析都要落到“对标的意味着什么”。</w:t>
       </w:r>
     </w:p>
     <w:p>
